--- a/tfl/tables/T-EFF-07.docx
+++ b/tfl/tables/T-EFF-07.docx
@@ -1700,7 +1700,7 @@
           <w:szCs w:val="14"/>
           <w:color w:val="C0392B"/>
         </w:rPr>
-        <w:t xml:space="preserve">DRAFT — produced 2026-05-16 — synthetic data, NOT for regulatory submission</w:t>
+        <w:t xml:space="preserve">DRAFT — produced 2026-05-17 — synthetic data, NOT for regulatory submission</w:t>
       </w:r>
     </w:p>
     <w:sectPr>

--- a/tfl/tables/T-EFF-07.docx
+++ b/tfl/tables/T-EFF-07.docx
@@ -654,7 +654,7 @@
                 <w:szCs w:val="18"/>
                 <w:color w:val="000000"/>
               </w:rPr>
-              <w:t xml:space="preserve">51 (59.3)</w:t>
+              <w:t xml:space="preserve">54 (62.8)</w:t>
             </w:r>
           </w:p>
         </w:tc>
@@ -824,7 +824,7 @@
                 <w:szCs w:val="18"/>
                 <w:color w:val="000000"/>
               </w:rPr>
-              <w:t xml:space="preserve">35 (40.7)</w:t>
+              <w:t xml:space="preserve">32 (37.2)</w:t>
             </w:r>
           </w:p>
         </w:tc>
@@ -994,7 +994,7 @@
                 <w:szCs w:val="18"/>
                 <w:color w:val="000000"/>
               </w:rPr>
-              <w:t xml:space="preserve">17.9 (13.2, 19.0)</w:t>
+              <w:t xml:space="preserve">15.9 (12.4, 18.1)</w:t>
             </w:r>
           </w:p>
         </w:tc>
@@ -1049,7 +1049,7 @@
                 <w:szCs w:val="18"/>
                 <w:color w:val="000000"/>
               </w:rPr>
-              <w:t xml:space="preserve">12.8 (9.3, 14.4)</w:t>
+              <w:t xml:space="preserve">12.8 (8.2, 14.8)</w:t>
             </w:r>
           </w:p>
         </w:tc>
@@ -1164,7 +1164,7 @@
                 <w:szCs w:val="18"/>
                 <w:color w:val="000000"/>
               </w:rPr>
-              <w:t xml:space="preserve">89.9% (80.9, 94.8)</w:t>
+              <w:t xml:space="preserve">88.6% (79.2, 93.9)</w:t>
             </w:r>
           </w:p>
         </w:tc>
@@ -1219,7 +1219,7 @@
                 <w:szCs w:val="18"/>
                 <w:color w:val="000000"/>
               </w:rPr>
-              <w:t xml:space="preserve">83.9% (65.5, 92.9)</w:t>
+              <w:t xml:space="preserve">80.6% (61.9, 90.8)</w:t>
             </w:r>
           </w:p>
         </w:tc>
@@ -1334,7 +1334,7 @@
                 <w:szCs w:val="18"/>
                 <w:color w:val="000000"/>
               </w:rPr>
-              <w:t xml:space="preserve">70.1% (58.1, 79.3)</w:t>
+              <w:t xml:space="preserve">64.6% (52.5, 74.4)</w:t>
             </w:r>
           </w:p>
         </w:tc>
@@ -1389,7 +1389,7 @@
                 <w:szCs w:val="18"/>
                 <w:color w:val="000000"/>
               </w:rPr>
-              <w:t xml:space="preserve">56.7% (37.2, 72.2)</w:t>
+              <w:t xml:space="preserve">53.4% (34.1, 69.3)</w:t>
             </w:r>
           </w:p>
         </w:tc>
@@ -1504,7 +1504,7 @@
                 <w:szCs w:val="18"/>
                 <w:color w:val="000000"/>
               </w:rPr>
-              <w:t xml:space="preserve">44.3% (31.3, 56.6)</w:t>
+              <w:t xml:space="preserve">40.4% (28.1, 52.4)</w:t>
             </w:r>
           </w:p>
         </w:tc>
@@ -1559,7 +1559,7 @@
                 <w:szCs w:val="18"/>
                 <w:color w:val="000000"/>
               </w:rPr>
-              <w:t xml:space="preserve">21.7% (7.8, 40.0)</w:t>
+              <w:t xml:space="preserve">21.9% (7.9, 40.3)</w:t>
             </w:r>
           </w:p>
         </w:tc>

--- a/tfl/tables/T-EFF-07.docx
+++ b/tfl/tables/T-EFF-07.docx
@@ -129,7 +129,7 @@
           <w:szCs w:val="18"/>
           <w:color w:val="444444"/>
         </w:rPr>
-        <w:t xml:space="preserve">Confirmed Responders (N=118)</w:t>
+        <w:t xml:space="preserve">Confirmed Responders (N=127)</w:t>
       </w:r>
     </w:p>
     <w:p>
@@ -288,7 +288,7 @@
                 <w:szCs w:val="18"/>
                 <w:color w:val="FFFFFF"/>
               </w:rPr>
-              <w:t xml:space="preserve">(N=86)</w:t>
+              <w:t xml:space="preserve">(N=87)</w:t>
             </w:r>
           </w:p>
         </w:tc>
@@ -369,7 +369,7 @@
                 <w:szCs w:val="18"/>
                 <w:color w:val="FFFFFF"/>
               </w:rPr>
-              <w:t xml:space="preserve">(N=32)</w:t>
+              <w:t xml:space="preserve">(N=40)</w:t>
             </w:r>
           </w:p>
         </w:tc>
@@ -484,7 +484,7 @@
                 <w:szCs w:val="18"/>
                 <w:color w:val="000000"/>
               </w:rPr>
-              <w:t xml:space="preserve">86</w:t>
+              <w:t xml:space="preserve">87</w:t>
             </w:r>
           </w:p>
         </w:tc>
@@ -539,7 +539,7 @@
                 <w:szCs w:val="18"/>
                 <w:color w:val="000000"/>
               </w:rPr>
-              <w:t xml:space="preserve">32</w:t>
+              <w:t xml:space="preserve">40</w:t>
             </w:r>
           </w:p>
         </w:tc>
@@ -654,7 +654,7 @@
                 <w:szCs w:val="18"/>
                 <w:color w:val="000000"/>
               </w:rPr>
-              <w:t xml:space="preserve">54 (62.8)</w:t>
+              <w:t xml:space="preserve">53 (60.9)</w:t>
             </w:r>
           </w:p>
         </w:tc>
@@ -709,7 +709,7 @@
                 <w:szCs w:val="18"/>
                 <w:color w:val="000000"/>
               </w:rPr>
-              <w:t xml:space="preserve">24 (75.0)</w:t>
+              <w:t xml:space="preserve">25 (62.5)</w:t>
             </w:r>
           </w:p>
         </w:tc>
@@ -824,7 +824,7 @@
                 <w:szCs w:val="18"/>
                 <w:color w:val="000000"/>
               </w:rPr>
-              <w:t xml:space="preserve">32 (37.2)</w:t>
+              <w:t xml:space="preserve">34 (39.1)</w:t>
             </w:r>
           </w:p>
         </w:tc>
@@ -879,7 +879,7 @@
                 <w:szCs w:val="18"/>
                 <w:color w:val="000000"/>
               </w:rPr>
-              <w:t xml:space="preserve">8 (25.0)</w:t>
+              <w:t xml:space="preserve">15 (37.5)</w:t>
             </w:r>
           </w:p>
         </w:tc>
@@ -994,7 +994,7 @@
                 <w:szCs w:val="18"/>
                 <w:color w:val="000000"/>
               </w:rPr>
-              <w:t xml:space="preserve">15.9 (12.4, 18.1)</w:t>
+              <w:t xml:space="preserve">18.0 (15.8, 20.3)</w:t>
             </w:r>
           </w:p>
         </w:tc>
@@ -1049,7 +1049,7 @@
                 <w:szCs w:val="18"/>
                 <w:color w:val="000000"/>
               </w:rPr>
-              <w:t xml:space="preserve">12.8 (8.2, 14.8)</w:t>
+              <w:t xml:space="preserve">12.6 (8.0, 14.7)</w:t>
             </w:r>
           </w:p>
         </w:tc>
@@ -1164,7 +1164,7 @@
                 <w:szCs w:val="18"/>
                 <w:color w:val="000000"/>
               </w:rPr>
-              <w:t xml:space="preserve">88.6% (79.2, 93.9)</w:t>
+              <w:t xml:space="preserve">89.2% (80.3, 94.2)</w:t>
             </w:r>
           </w:p>
         </w:tc>
@@ -1219,7 +1219,7 @@
                 <w:szCs w:val="18"/>
                 <w:color w:val="000000"/>
               </w:rPr>
-              <w:t xml:space="preserve">80.6% (61.9, 90.8)</w:t>
+              <w:t xml:space="preserve">81.0% (64.2, 90.5)</w:t>
             </w:r>
           </w:p>
         </w:tc>
@@ -1334,7 +1334,7 @@
                 <w:szCs w:val="18"/>
                 <w:color w:val="000000"/>
               </w:rPr>
-              <w:t xml:space="preserve">64.6% (52.5, 74.4)</w:t>
+              <w:t xml:space="preserve">74.6% (63.3, 82.8)</w:t>
             </w:r>
           </w:p>
         </w:tc>
@@ -1389,7 +1389,7 @@
                 <w:szCs w:val="18"/>
                 <w:color w:val="000000"/>
               </w:rPr>
-              <w:t xml:space="preserve">53.4% (34.1, 69.3)</w:t>
+              <w:t xml:space="preserve">55.5% (36.8, 70.7)</w:t>
             </w:r>
           </w:p>
         </w:tc>
@@ -1504,7 +1504,7 @@
                 <w:szCs w:val="18"/>
                 <w:color w:val="000000"/>
               </w:rPr>
-              <w:t xml:space="preserve">40.4% (28.1, 52.4)</w:t>
+              <w:t xml:space="preserve">51.5% (38.8, 62.8)</w:t>
             </w:r>
           </w:p>
         </w:tc>
@@ -1559,7 +1559,7 @@
                 <w:szCs w:val="18"/>
                 <w:color w:val="000000"/>
               </w:rPr>
-              <w:t xml:space="preserve">21.9% (7.9, 40.3)</w:t>
+              <w:t xml:space="preserve">13.9% (3.1, 32.8)</w:t>
             </w:r>
           </w:p>
         </w:tc>

--- a/tfl/tables/T-EFF-07.docx
+++ b/tfl/tables/T-EFF-07.docx
@@ -1700,7 +1700,7 @@
           <w:szCs w:val="14"/>
           <w:color w:val="C0392B"/>
         </w:rPr>
-        <w:t xml:space="preserve">DRAFT — produced 2026-05-17 — synthetic data, NOT for regulatory submission</w:t>
+        <w:t xml:space="preserve">DRAFT — produced 2026-06-05 — synthetic data, NOT for regulatory submission</w:t>
       </w:r>
     </w:p>
     <w:sectPr>

--- a/tfl/tables/T-EFF-07.docx
+++ b/tfl/tables/T-EFF-07.docx
@@ -1700,7 +1700,7 @@
           <w:szCs w:val="14"/>
           <w:color w:val="C0392B"/>
         </w:rPr>
-        <w:t xml:space="preserve">DRAFT — produced 2026-06-05 — synthetic data, NOT for regulatory submission</w:t>
+        <w:t xml:space="preserve">DRAFT — produced 2026-07-19 — synthetic data, NOT for regulatory submission</w:t>
       </w:r>
     </w:p>
     <w:sectPr>
